--- a/assets/monitor_certificate.docx
+++ b/assets/monitor_certificate.docx
@@ -12,7 +12,7 @@
     </w:p>
     <w:tbl>
       <w:tblPr>
-        <w:tblStyle w:val="7"/>
+        <w:tblStyle w:val="9"/>
         <w:tblpPr w:leftFromText="180" w:rightFromText="180" w:vertAnchor="text" w:horzAnchor="margin" w:tblpX="-1291" w:tblpY="274"/>
         <w:tblW w:w="10919" w:type="dxa"/>
         <w:tblInd w:w="0" w:type="dxa"/>
@@ -367,7 +367,7 @@
     </w:p>
     <w:tbl>
       <w:tblPr>
-        <w:tblStyle w:val="7"/>
+        <w:tblStyle w:val="9"/>
         <w:tblW w:w="10087" w:type="dxa"/>
         <w:tblInd w:w="-729" w:type="dxa"/>
         <w:tblBorders>
@@ -420,52 +420,29 @@
           </w:tcPr>
           <w:p>
             <w:pPr>
-              <w:tabs>
-                <w:tab w:val="right" w:pos="3770"/>
-              </w:tabs>
-              <w:bidi/>
-              <w:spacing w:after="0" w:line="240" w:lineRule="auto"/>
-              <w:jc w:val="center"/>
-              <w:rPr>
-                <w:rFonts w:asciiTheme="majorBidi" w:hAnsiTheme="majorBidi" w:cstheme="majorBidi"/>
-                <w:b/>
-                <w:bCs/>
-                <w:sz w:val="32"/>
-                <w:szCs w:val="32"/>
-                <w:u w:val="single"/>
-                <w:lang w:bidi="ar-EG"/>
-              </w:rPr>
-            </w:pPr>
-            <w:r>
-              <w:rPr>
-                <w:rFonts w:hint="cs" w:asciiTheme="majorBidi" w:hAnsiTheme="majorBidi" w:cstheme="majorBidi"/>
-                <w:sz w:val="24"/>
-                <w:szCs w:val="24"/>
+              <w:jc w:val="center"/>
+              <w:rPr>
+                <w:rFonts w:hint="cs"/>
+                <w:b w:val="0"/>
+                <w:bCs w:val="0"/>
+                <w:sz w:val="22"/>
+                <w:szCs w:val="22"/>
                 <w:rtl/>
-                <w:lang w:bidi="ar-EG"/>
-              </w:rPr>
-              <w:t>معمل معايرة الأجهزة الطبية التابع لوحدة معايرة واستشارات الأجهزة الطبية</w:t>
-            </w:r>
-            <w:r>
-              <w:rPr>
-                <w:rFonts w:asciiTheme="majorBidi" w:hAnsiTheme="majorBidi" w:cstheme="majorBidi"/>
-                <w:sz w:val="24"/>
-                <w:szCs w:val="24"/>
+              </w:rPr>
+            </w:pPr>
+            <w:r>
+              <w:rPr>
+                <w:rFonts w:hint="cs"/>
+                <w:b w:val="0"/>
+                <w:bCs w:val="0"/>
+                <w:sz w:val="22"/>
+                <w:szCs w:val="22"/>
                 <w:rtl/>
-                <w:lang w:bidi="ar-EG"/>
-              </w:rPr>
-              <w:t xml:space="preserve"> </w:t>
-            </w:r>
-            <w:r>
-              <w:rPr>
-                <w:rFonts w:hint="cs" w:asciiTheme="majorBidi" w:hAnsiTheme="majorBidi" w:cstheme="majorBidi"/>
-                <w:sz w:val="24"/>
-                <w:szCs w:val="24"/>
-                <w:rtl/>
-                <w:lang w:bidi="ar-EG"/>
-              </w:rPr>
-              <w:t xml:space="preserve"> (يوميك)  التابعة لمركز الاستشارات الهندسية بكلية الهندسة جامعة المنيا</w:t>
-            </w:r>
+              </w:rPr>
+              <w:t>{TestLab}</w:t>
+            </w:r>
+            <w:bookmarkStart w:id="0" w:name="_GoBack"/>
+            <w:bookmarkEnd w:id="0"/>
           </w:p>
         </w:tc>
         <w:tc>
@@ -590,11 +567,37 @@
           </w:tblCellMar>
         </w:tblPrEx>
         <w:trPr>
-          <w:trHeight w:val="265" w:hRule="atLeast"/>
+          <w:trHeight w:val="626" w:hRule="atLeast"/>
         </w:trPr>
         <w:tc>
           <w:tcPr>
             <w:tcW w:w="2992" w:type="dxa"/>
+          </w:tcPr>
+          <w:p>
+            <w:pPr>
+              <w:jc w:val="center"/>
+              <w:rPr>
+                <w:b w:val="0"/>
+                <w:bCs w:val="0"/>
+                <w:sz w:val="28"/>
+                <w:szCs w:val="28"/>
+                <w:rtl/>
+              </w:rPr>
+            </w:pPr>
+            <w:r>
+              <w:rPr>
+                <w:b w:val="0"/>
+                <w:bCs w:val="0"/>
+                <w:sz w:val="28"/>
+                <w:szCs w:val="28"/>
+              </w:rPr>
+              <w:t>{EngineerName} </w:t>
+            </w:r>
+          </w:p>
+        </w:tc>
+        <w:tc>
+          <w:tcPr>
+            <w:tcW w:w="1843" w:type="dxa"/>
           </w:tcPr>
           <w:p>
             <w:pPr>
@@ -605,27 +608,58 @@
               <w:jc w:val="center"/>
               <w:rPr>
                 <w:rFonts w:asciiTheme="majorBidi" w:hAnsiTheme="majorBidi" w:cstheme="majorBidi"/>
+                <w:b/>
+                <w:bCs/>
                 <w:sz w:val="32"/>
                 <w:szCs w:val="32"/>
+                <w:u w:val="single"/>
+                <w:lang w:bidi="ar-EG"/>
+              </w:rPr>
+            </w:pPr>
+            <w:r>
+              <w:rPr>
+                <w:rFonts w:hint="cs" w:asciiTheme="majorBidi" w:hAnsiTheme="majorBidi" w:cstheme="majorBidi"/>
+                <w:b/>
+                <w:bCs/>
+                <w:sz w:val="24"/>
+                <w:szCs w:val="24"/>
                 <w:rtl/>
                 <w:lang w:bidi="ar-EG"/>
               </w:rPr>
-            </w:pPr>
-            <w:r>
-              <w:rPr>
-                <w:rFonts w:hint="cs" w:asciiTheme="majorBidi" w:hAnsiTheme="majorBidi" w:cstheme="majorBidi"/>
-                <w:sz w:val="24"/>
-                <w:szCs w:val="24"/>
+              <w:t>القائم بالأختبار</w:t>
+            </w:r>
+          </w:p>
+        </w:tc>
+        <w:tc>
+          <w:tcPr>
+            <w:tcW w:w="2512" w:type="dxa"/>
+            <w:vMerge w:val="restart"/>
+          </w:tcPr>
+          <w:p>
+            <w:pPr>
+              <w:jc w:val="center"/>
+              <w:rPr>
+                <w:b w:val="0"/>
+                <w:bCs w:val="0"/>
+                <w:sz w:val="28"/>
+                <w:szCs w:val="28"/>
                 <w:rtl/>
-                <w:lang w:bidi="ar-EG"/>
-              </w:rPr>
-              <w:t>م شروق</w:t>
-            </w:r>
-          </w:p>
-        </w:tc>
-        <w:tc>
-          <w:tcPr>
-            <w:tcW w:w="1843" w:type="dxa"/>
+              </w:rPr>
+            </w:pPr>
+            <w:r>
+              <w:rPr>
+                <w:b w:val="0"/>
+                <w:bCs w:val="0"/>
+                <w:sz w:val="28"/>
+                <w:szCs w:val="28"/>
+              </w:rPr>
+              <w:t>{TestType}</w:t>
+            </w:r>
+          </w:p>
+        </w:tc>
+        <w:tc>
+          <w:tcPr>
+            <w:tcW w:w="1347" w:type="dxa"/>
             <w:vMerge w:val="restart"/>
           </w:tcPr>
           <w:p>
@@ -655,14 +689,43 @@
                 <w:rtl/>
                 <w:lang w:bidi="ar-EG"/>
               </w:rPr>
-              <w:t>القائم بالأختبار</w:t>
-            </w:r>
-          </w:p>
-        </w:tc>
-        <w:tc>
-          <w:tcPr>
-            <w:tcW w:w="2512" w:type="dxa"/>
-          </w:tcPr>
+              <w:t>نوع الاختبار</w:t>
+            </w:r>
+          </w:p>
+        </w:tc>
+        <w:tc>
+          <w:tcPr>
+            <w:tcW w:w="1393" w:type="dxa"/>
+            <w:vMerge w:val="restart"/>
+            <w:shd w:val="clear" w:color="auto" w:fill="D8D8D8" w:themeFill="background1" w:themeFillShade="D9"/>
+          </w:tcPr>
+          <w:p>
+            <w:pPr>
+              <w:spacing w:after="0" w:line="240" w:lineRule="auto"/>
+              <w:jc w:val="center"/>
+              <w:rPr>
+                <w:rFonts w:asciiTheme="majorBidi" w:hAnsiTheme="majorBidi" w:cstheme="majorBidi"/>
+                <w:b/>
+                <w:bCs/>
+                <w:sz w:val="24"/>
+                <w:szCs w:val="24"/>
+                <w:rtl/>
+                <w:lang w:bidi="ar-EG"/>
+              </w:rPr>
+            </w:pPr>
+            <w:r>
+              <w:rPr>
+                <w:rFonts w:hint="cs" w:asciiTheme="majorBidi" w:hAnsiTheme="majorBidi" w:cstheme="majorBidi"/>
+                <w:b/>
+                <w:bCs/>
+                <w:sz w:val="24"/>
+                <w:szCs w:val="24"/>
+                <w:rtl/>
+                <w:lang w:bidi="ar-EG"/>
+              </w:rPr>
+              <w:t>بيانات</w:t>
+            </w:r>
+          </w:p>
           <w:p>
             <w:pPr>
               <w:tabs>
@@ -683,255 +746,15 @@
             <w:r>
               <w:rPr>
                 <w:rFonts w:hint="cs" w:asciiTheme="majorBidi" w:hAnsiTheme="majorBidi" w:cstheme="majorBidi"/>
+                <w:b/>
+                <w:bCs/>
                 <w:sz w:val="24"/>
                 <w:szCs w:val="24"/>
                 <w:rtl/>
                 <w:lang w:bidi="ar-EG"/>
               </w:rPr>
-              <w:t>اختبار اداء وظيفى</w:t>
-            </w:r>
-          </w:p>
-        </w:tc>
-        <w:tc>
-          <w:tcPr>
-            <w:tcW w:w="1347" w:type="dxa"/>
-            <w:vMerge w:val="restart"/>
-          </w:tcPr>
-          <w:p>
-            <w:pPr>
-              <w:tabs>
-                <w:tab w:val="right" w:pos="3770"/>
-              </w:tabs>
-              <w:spacing w:after="0" w:line="240" w:lineRule="auto"/>
-              <w:jc w:val="center"/>
-              <w:rPr>
-                <w:rFonts w:asciiTheme="majorBidi" w:hAnsiTheme="majorBidi" w:cstheme="majorBidi"/>
-                <w:b/>
-                <w:bCs/>
-                <w:sz w:val="32"/>
-                <w:szCs w:val="32"/>
-                <w:u w:val="single"/>
-                <w:lang w:bidi="ar-EG"/>
-              </w:rPr>
-            </w:pPr>
-            <w:r>
-              <w:rPr>
-                <w:rFonts w:hint="cs" w:asciiTheme="majorBidi" w:hAnsiTheme="majorBidi" w:cstheme="majorBidi"/>
-                <w:b/>
-                <w:bCs/>
-                <w:sz w:val="24"/>
-                <w:szCs w:val="24"/>
-                <w:rtl/>
-                <w:lang w:bidi="ar-EG"/>
-              </w:rPr>
-              <w:t>نوع الاختبار</w:t>
-            </w:r>
-          </w:p>
-        </w:tc>
-        <w:tc>
-          <w:tcPr>
-            <w:tcW w:w="1393" w:type="dxa"/>
-            <w:vMerge w:val="restart"/>
-            <w:shd w:val="clear" w:color="auto" w:fill="D8D8D8" w:themeFill="background1" w:themeFillShade="D9"/>
-          </w:tcPr>
-          <w:p>
-            <w:pPr>
-              <w:spacing w:after="0" w:line="240" w:lineRule="auto"/>
-              <w:jc w:val="center"/>
-              <w:rPr>
-                <w:rFonts w:asciiTheme="majorBidi" w:hAnsiTheme="majorBidi" w:cstheme="majorBidi"/>
-                <w:b/>
-                <w:bCs/>
-                <w:sz w:val="24"/>
-                <w:szCs w:val="24"/>
-                <w:rtl/>
-                <w:lang w:bidi="ar-EG"/>
-              </w:rPr>
-            </w:pPr>
-            <w:r>
-              <w:rPr>
-                <w:rFonts w:hint="cs" w:asciiTheme="majorBidi" w:hAnsiTheme="majorBidi" w:cstheme="majorBidi"/>
-                <w:b/>
-                <w:bCs/>
-                <w:sz w:val="24"/>
-                <w:szCs w:val="24"/>
-                <w:rtl/>
-                <w:lang w:bidi="ar-EG"/>
-              </w:rPr>
-              <w:t>بيانات</w:t>
-            </w:r>
-          </w:p>
-          <w:p>
-            <w:pPr>
-              <w:tabs>
-                <w:tab w:val="right" w:pos="3770"/>
-              </w:tabs>
-              <w:spacing w:after="0" w:line="240" w:lineRule="auto"/>
-              <w:jc w:val="center"/>
-              <w:rPr>
-                <w:rFonts w:asciiTheme="majorBidi" w:hAnsiTheme="majorBidi" w:cstheme="majorBidi"/>
-                <w:b/>
-                <w:bCs/>
-                <w:sz w:val="32"/>
-                <w:szCs w:val="32"/>
-                <w:u w:val="single"/>
-                <w:lang w:bidi="ar-EG"/>
-              </w:rPr>
-            </w:pPr>
-            <w:r>
-              <w:rPr>
-                <w:rFonts w:hint="cs" w:asciiTheme="majorBidi" w:hAnsiTheme="majorBidi" w:cstheme="majorBidi"/>
-                <w:b/>
-                <w:bCs/>
-                <w:sz w:val="24"/>
-                <w:szCs w:val="24"/>
-                <w:rtl/>
-                <w:lang w:bidi="ar-EG"/>
-              </w:rPr>
               <w:t>الاختبار</w:t>
             </w:r>
-          </w:p>
-        </w:tc>
-      </w:tr>
-      <w:tr>
-        <w:tblPrEx>
-          <w:tblBorders>
-            <w:top w:val="single" w:color="auto" w:sz="4" w:space="0"/>
-            <w:left w:val="single" w:color="auto" w:sz="4" w:space="0"/>
-            <w:bottom w:val="single" w:color="auto" w:sz="4" w:space="0"/>
-            <w:right w:val="single" w:color="auto" w:sz="4" w:space="0"/>
-            <w:insideH w:val="single" w:color="auto" w:sz="4" w:space="0"/>
-            <w:insideV w:val="single" w:color="auto" w:sz="4" w:space="0"/>
-          </w:tblBorders>
-          <w:tblCellMar>
-            <w:top w:w="0" w:type="dxa"/>
-            <w:left w:w="108" w:type="dxa"/>
-            <w:bottom w:w="0" w:type="dxa"/>
-            <w:right w:w="108" w:type="dxa"/>
-          </w:tblCellMar>
-        </w:tblPrEx>
-        <w:trPr>
-          <w:trHeight w:val="347" w:hRule="atLeast"/>
-        </w:trPr>
-        <w:tc>
-          <w:tcPr>
-            <w:tcW w:w="2992" w:type="dxa"/>
-          </w:tcPr>
-          <w:p>
-            <w:pPr>
-              <w:jc w:val="center"/>
-              <w:rPr>
-                <w:rtl/>
-              </w:rPr>
-            </w:pPr>
-            <w:r>
-              <w:rPr>
-                <w:rFonts w:hint="default"/>
-                <w:lang w:val="en-US" w:eastAsia="zh-CN"/>
-              </w:rPr>
-              <w:t>{EngineerName}</w:t>
-            </w:r>
-          </w:p>
-        </w:tc>
-        <w:tc>
-          <w:tcPr>
-            <w:tcW w:w="1843" w:type="dxa"/>
-            <w:vMerge w:val="continue"/>
-          </w:tcPr>
-          <w:p>
-            <w:pPr>
-              <w:tabs>
-                <w:tab w:val="right" w:pos="3770"/>
-              </w:tabs>
-              <w:spacing w:after="0" w:line="240" w:lineRule="auto"/>
-              <w:jc w:val="center"/>
-              <w:rPr>
-                <w:rFonts w:asciiTheme="majorBidi" w:hAnsiTheme="majorBidi" w:cstheme="majorBidi"/>
-                <w:b/>
-                <w:bCs/>
-                <w:sz w:val="24"/>
-                <w:szCs w:val="24"/>
-                <w:rtl/>
-                <w:lang w:bidi="ar-EG"/>
-              </w:rPr>
-            </w:pPr>
-          </w:p>
-        </w:tc>
-        <w:tc>
-          <w:tcPr>
-            <w:tcW w:w="2512" w:type="dxa"/>
-          </w:tcPr>
-          <w:p>
-            <w:pPr>
-              <w:tabs>
-                <w:tab w:val="right" w:pos="3770"/>
-              </w:tabs>
-              <w:spacing w:after="0" w:line="240" w:lineRule="auto"/>
-              <w:jc w:val="center"/>
-              <w:rPr>
-                <w:rFonts w:asciiTheme="majorBidi" w:hAnsiTheme="majorBidi" w:cstheme="majorBidi"/>
-                <w:sz w:val="24"/>
-                <w:szCs w:val="24"/>
-                <w:rtl/>
-                <w:lang w:bidi="ar-EG"/>
-              </w:rPr>
-            </w:pPr>
-            <w:r>
-              <w:rPr>
-                <w:rFonts w:hint="cs" w:asciiTheme="majorBidi" w:hAnsiTheme="majorBidi" w:cstheme="majorBidi"/>
-                <w:sz w:val="24"/>
-                <w:szCs w:val="24"/>
-                <w:rtl/>
-                <w:lang w:bidi="ar-EG"/>
-              </w:rPr>
-              <w:t>لجهاز شاشة مراقبة المريض</w:t>
-            </w:r>
-          </w:p>
-        </w:tc>
-        <w:tc>
-          <w:tcPr>
-            <w:tcW w:w="1347" w:type="dxa"/>
-            <w:vMerge w:val="continue"/>
-          </w:tcPr>
-          <w:p>
-            <w:pPr>
-              <w:tabs>
-                <w:tab w:val="right" w:pos="3770"/>
-              </w:tabs>
-              <w:spacing w:after="0" w:line="240" w:lineRule="auto"/>
-              <w:jc w:val="center"/>
-              <w:rPr>
-                <w:rFonts w:asciiTheme="majorBidi" w:hAnsiTheme="majorBidi" w:cstheme="majorBidi"/>
-                <w:b/>
-                <w:bCs/>
-                <w:sz w:val="24"/>
-                <w:szCs w:val="24"/>
-                <w:rtl/>
-                <w:lang w:bidi="ar-EG"/>
-              </w:rPr>
-            </w:pPr>
-          </w:p>
-        </w:tc>
-        <w:tc>
-          <w:tcPr>
-            <w:tcW w:w="1393" w:type="dxa"/>
-            <w:vMerge w:val="continue"/>
-            <w:shd w:val="clear" w:color="auto" w:fill="D8D8D8" w:themeFill="background1" w:themeFillShade="D9"/>
-          </w:tcPr>
-          <w:p>
-            <w:pPr>
-              <w:spacing w:after="0" w:line="240" w:lineRule="auto"/>
-              <w:jc w:val="center"/>
-              <w:rPr>
-                <w:rFonts w:asciiTheme="majorBidi" w:hAnsiTheme="majorBidi" w:cstheme="majorBidi"/>
-                <w:b/>
-                <w:bCs/>
-                <w:sz w:val="24"/>
-                <w:szCs w:val="24"/>
-                <w:rtl/>
-                <w:lang w:bidi="ar-EG"/>
-              </w:rPr>
-            </w:pPr>
           </w:p>
         </w:tc>
       </w:tr>
@@ -963,26 +786,22 @@
           <w:p>
             <w:pPr>
               <w:jc w:val="center"/>
-            </w:pPr>
-            <w:r>
-              <w:rPr>
-                <w:rFonts w:hint="default"/>
-                <w:lang w:val="en-US" w:eastAsia="zh-CN"/>
-              </w:rPr>
-              <w:t>{Manufacturer}</w:t>
-            </w:r>
-          </w:p>
-          <w:p>
-            <w:pPr>
-              <w:spacing w:after="0" w:line="240" w:lineRule="auto"/>
-              <w:jc w:val="center"/>
-              <w:rPr>
-                <w:rFonts w:asciiTheme="majorBidi" w:hAnsiTheme="majorBidi" w:cstheme="majorBidi"/>
-                <w:sz w:val="24"/>
-                <w:szCs w:val="24"/>
-                <w:lang w:bidi="ar-EG"/>
-              </w:rPr>
-            </w:pPr>
+              <w:rPr>
+                <w:b w:val="0"/>
+                <w:bCs w:val="0"/>
+                <w:sz w:val="28"/>
+                <w:szCs w:val="28"/>
+              </w:rPr>
+            </w:pPr>
+            <w:r>
+              <w:rPr>
+                <w:b w:val="0"/>
+                <w:bCs w:val="0"/>
+                <w:sz w:val="28"/>
+                <w:szCs w:val="28"/>
+              </w:rPr>
+              <w:t>{TestDeviceMfr}</w:t>
+            </w:r>
           </w:p>
         </w:tc>
         <w:tc>
@@ -995,7 +814,7 @@
               <w:spacing w:after="0" w:line="240" w:lineRule="auto"/>
               <w:jc w:val="center"/>
               <w:rPr>
-                <w:rFonts w:asciiTheme="majorBidi" w:hAnsiTheme="majorBidi" w:cstheme="majorBidi"/>
+                <w:rFonts w:hint="cs" w:asciiTheme="majorBidi" w:hAnsiTheme="majorBidi" w:cstheme="majorBidi"/>
                 <w:b/>
                 <w:bCs/>
                 <w:sz w:val="24"/>
@@ -1025,51 +844,22 @@
           </w:tcPr>
           <w:p>
             <w:pPr>
-              <w:spacing w:after="0" w:line="240" w:lineRule="auto"/>
-              <w:jc w:val="center"/>
-              <w:rPr>
-                <w:rFonts w:asciiTheme="majorBidi" w:hAnsiTheme="majorBidi" w:cstheme="majorBidi"/>
-                <w:sz w:val="24"/>
-                <w:szCs w:val="24"/>
-                <w:lang w:bidi="ar-EG"/>
-              </w:rPr>
-            </w:pPr>
-            <w:r>
-              <w:rPr>
-                <w:rFonts w:hint="cs" w:asciiTheme="majorBidi" w:hAnsiTheme="majorBidi" w:cstheme="majorBidi"/>
-                <w:sz w:val="24"/>
-                <w:szCs w:val="24"/>
-                <w:rtl/>
-                <w:lang w:bidi="ar-EG"/>
-              </w:rPr>
-              <w:t xml:space="preserve">جهاز محاكاة الاشارات الحيويه </w:t>
-            </w:r>
-          </w:p>
-          <w:p>
-            <w:pPr>
-              <w:tabs>
-                <w:tab w:val="right" w:pos="3770"/>
-              </w:tabs>
-              <w:spacing w:after="0" w:line="240" w:lineRule="auto"/>
-              <w:jc w:val="center"/>
-              <w:rPr>
-                <w:rFonts w:asciiTheme="majorBidi" w:hAnsiTheme="majorBidi" w:cstheme="majorBidi"/>
-                <w:b/>
-                <w:bCs/>
-                <w:sz w:val="32"/>
-                <w:szCs w:val="32"/>
-                <w:u w:val="single"/>
-                <w:lang w:bidi="ar-EG"/>
-              </w:rPr>
-            </w:pPr>
-            <w:r>
-              <w:rPr>
-                <w:rFonts w:asciiTheme="majorBidi" w:hAnsiTheme="majorBidi" w:cstheme="majorBidi"/>
-                <w:sz w:val="24"/>
-                <w:szCs w:val="24"/>
-                <w:lang w:bidi="ar-EG"/>
-              </w:rPr>
-              <w:t>Vital signs Simulator</w:t>
+              <w:jc w:val="center"/>
+              <w:rPr>
+                <w:b w:val="0"/>
+                <w:bCs w:val="0"/>
+                <w:sz w:val="28"/>
+                <w:szCs w:val="28"/>
+              </w:rPr>
+            </w:pPr>
+            <w:r>
+              <w:rPr>
+                <w:b w:val="0"/>
+                <w:bCs w:val="0"/>
+                <w:sz w:val="28"/>
+                <w:szCs w:val="28"/>
+              </w:rPr>
+              <w:t> {TestDeviceManufacturer}</w:t>
             </w:r>
           </w:p>
         </w:tc>
@@ -1175,13 +965,21 @@
           <w:p>
             <w:pPr>
               <w:jc w:val="center"/>
-            </w:pPr>
-            <w:r>
-              <w:rPr>
-                <w:rFonts w:hint="default"/>
-                <w:lang w:val="en-US" w:eastAsia="zh-CN"/>
-              </w:rPr>
-              <w:t>{Model}</w:t>
+              <w:rPr>
+                <w:b w:val="0"/>
+                <w:bCs w:val="0"/>
+                <w:sz w:val="28"/>
+                <w:szCs w:val="28"/>
+              </w:rPr>
+            </w:pPr>
+            <w:r>
+              <w:rPr>
+                <w:b w:val="0"/>
+                <w:bCs w:val="0"/>
+                <w:sz w:val="28"/>
+                <w:szCs w:val="28"/>
+              </w:rPr>
+              <w:t>{TestDeviceModel}</w:t>
             </w:r>
           </w:p>
         </w:tc>
@@ -1225,14 +1023,13 @@
           </w:tcPr>
           <w:p>
             <w:pPr>
-              <w:spacing w:after="0" w:line="240" w:lineRule="auto"/>
-              <w:jc w:val="center"/>
-              <w:rPr>
-                <w:rFonts w:asciiTheme="majorBidi" w:hAnsiTheme="majorBidi" w:cstheme="majorBidi"/>
-                <w:sz w:val="24"/>
-                <w:szCs w:val="24"/>
+              <w:jc w:val="center"/>
+              <w:rPr>
+                <w:b w:val="0"/>
+                <w:bCs w:val="0"/>
+                <w:sz w:val="28"/>
+                <w:szCs w:val="28"/>
                 <w:rtl/>
-                <w:lang w:bidi="ar-EG"/>
               </w:rPr>
             </w:pPr>
           </w:p>
@@ -1315,26 +1112,22 @@
           <w:p>
             <w:pPr>
               <w:jc w:val="center"/>
-            </w:pPr>
-            <w:r>
-              <w:rPr>
-                <w:rFonts w:hint="default"/>
-                <w:lang w:val="en-US" w:eastAsia="zh-CN"/>
-              </w:rPr>
-              <w:t>{SerialNo}</w:t>
-            </w:r>
-          </w:p>
-          <w:p>
-            <w:pPr>
-              <w:spacing w:after="0" w:line="240" w:lineRule="auto"/>
-              <w:jc w:val="center"/>
-              <w:rPr>
-                <w:rFonts w:asciiTheme="majorBidi" w:hAnsiTheme="majorBidi" w:cstheme="majorBidi"/>
-                <w:sz w:val="24"/>
-                <w:szCs w:val="24"/>
-                <w:lang w:bidi="ar-EG"/>
-              </w:rPr>
-            </w:pPr>
+              <w:rPr>
+                <w:b w:val="0"/>
+                <w:bCs w:val="0"/>
+                <w:sz w:val="28"/>
+                <w:szCs w:val="28"/>
+              </w:rPr>
+            </w:pPr>
+            <w:r>
+              <w:rPr>
+                <w:b w:val="0"/>
+                <w:bCs w:val="0"/>
+                <w:sz w:val="28"/>
+                <w:szCs w:val="28"/>
+              </w:rPr>
+              <w:t>{TestDeviceSerialNo}</w:t>
+            </w:r>
           </w:p>
         </w:tc>
         <w:tc>
@@ -1377,19 +1170,12 @@
           </w:tcPr>
           <w:p>
             <w:pPr>
-              <w:tabs>
-                <w:tab w:val="right" w:pos="3770"/>
-              </w:tabs>
-              <w:spacing w:after="0" w:line="240" w:lineRule="auto"/>
-              <w:jc w:val="center"/>
-              <w:rPr>
-                <w:rFonts w:asciiTheme="majorBidi" w:hAnsiTheme="majorBidi" w:cstheme="majorBidi"/>
-                <w:b/>
-                <w:bCs/>
-                <w:sz w:val="32"/>
-                <w:szCs w:val="32"/>
-                <w:u w:val="single"/>
-                <w:lang w:bidi="ar-EG"/>
+              <w:jc w:val="center"/>
+              <w:rPr>
+                <w:b w:val="0"/>
+                <w:bCs w:val="0"/>
+                <w:sz w:val="28"/>
+                <w:szCs w:val="28"/>
               </w:rPr>
             </w:pPr>
           </w:p>
@@ -1472,26 +1258,22 @@
           <w:p>
             <w:pPr>
               <w:jc w:val="center"/>
-            </w:pPr>
-            <w:r>
-              <w:rPr>
-                <w:rFonts w:hint="default"/>
-                <w:lang w:val="en-US" w:eastAsia="zh-CN"/>
+              <w:rPr>
+                <w:b w:val="0"/>
+                <w:bCs w:val="0"/>
+                <w:sz w:val="28"/>
+                <w:szCs w:val="28"/>
+              </w:rPr>
+            </w:pPr>
+            <w:r>
+              <w:rPr>
+                <w:b w:val="0"/>
+                <w:bCs w:val="0"/>
+                <w:sz w:val="28"/>
+                <w:szCs w:val="28"/>
               </w:rPr>
               <w:t>{VisitDate}</w:t>
             </w:r>
-          </w:p>
-          <w:p>
-            <w:pPr>
-              <w:spacing w:after="0" w:line="240" w:lineRule="auto"/>
-              <w:jc w:val="center"/>
-              <w:rPr>
-                <w:rFonts w:asciiTheme="majorBidi" w:hAnsiTheme="majorBidi" w:cstheme="majorBidi"/>
-                <w:sz w:val="24"/>
-                <w:szCs w:val="24"/>
-                <w:lang w:bidi="ar-EG"/>
-              </w:rPr>
-            </w:pPr>
           </w:p>
         </w:tc>
         <w:tc>
@@ -1533,32 +1315,24 @@
           <w:p>
             <w:pPr>
               <w:jc w:val="center"/>
+              <w:rPr>
+                <w:b w:val="0"/>
+                <w:bCs w:val="0"/>
+                <w:sz w:val="28"/>
+                <w:szCs w:val="28"/>
+              </w:rPr>
             </w:pPr>
             <w:r>
               <w:rPr>
                 <w:rFonts w:hint="default"/>
+                <w:b w:val="0"/>
+                <w:bCs w:val="0"/>
+                <w:sz w:val="28"/>
+                <w:szCs w:val="28"/>
                 <w:lang w:val="en-US" w:eastAsia="zh-CN"/>
               </w:rPr>
               <w:t>{OrderDate}</w:t>
             </w:r>
-          </w:p>
-          <w:p>
-            <w:pPr>
-              <w:tabs>
-                <w:tab w:val="right" w:pos="3770"/>
-              </w:tabs>
-              <w:spacing w:after="0" w:line="240" w:lineRule="auto"/>
-              <w:jc w:val="center"/>
-              <w:rPr>
-                <w:rFonts w:asciiTheme="majorBidi" w:hAnsiTheme="majorBidi" w:cstheme="majorBidi"/>
-                <w:b/>
-                <w:bCs/>
-                <w:sz w:val="32"/>
-                <w:szCs w:val="32"/>
-                <w:u w:val="single"/>
-                <w:lang w:bidi="ar-EG"/>
-              </w:rPr>
-            </w:pPr>
           </w:p>
         </w:tc>
         <w:tc>
@@ -1670,7 +1444,7 @@
     </w:p>
     <w:tbl>
       <w:tblPr>
-        <w:tblStyle w:val="7"/>
+        <w:tblStyle w:val="9"/>
         <w:bidiVisual/>
         <w:tblW w:w="9925" w:type="dxa"/>
         <w:jc w:val="center"/>
@@ -1800,33 +1574,23 @@
           <w:p>
             <w:pPr>
               <w:jc w:val="center"/>
-            </w:pPr>
-            <w:r>
-              <w:rPr>
-                <w:rFonts w:hint="default"/>
-                <w:lang w:val="en-US" w:eastAsia="zh-CN"/>
+              <w:rPr>
+                <w:b/>
+                <w:bCs/>
+                <w:sz w:val="28"/>
+                <w:szCs w:val="28"/>
+                <w:rtl/>
+              </w:rPr>
+            </w:pPr>
+            <w:r>
+              <w:rPr>
+                <w:b/>
+                <w:bCs/>
+                <w:sz w:val="28"/>
+                <w:szCs w:val="28"/>
               </w:rPr>
               <w:t>{HospitalName}</w:t>
             </w:r>
-          </w:p>
-          <w:p>
-            <w:pPr>
-              <w:tabs>
-                <w:tab w:val="right" w:pos="3770"/>
-              </w:tabs>
-              <w:bidi/>
-              <w:spacing w:after="0" w:line="240" w:lineRule="auto"/>
-              <w:jc w:val="center"/>
-              <w:rPr>
-                <w:rFonts w:asciiTheme="majorBidi" w:hAnsiTheme="majorBidi" w:cstheme="majorBidi"/>
-                <w:b/>
-                <w:bCs/>
-                <w:sz w:val="36"/>
-                <w:szCs w:val="36"/>
-                <w:rtl/>
-                <w:lang w:bidi="ar-EG"/>
-              </w:rPr>
-            </w:pPr>
           </w:p>
         </w:tc>
       </w:tr>
@@ -2011,31 +1775,21 @@
             <w:pPr>
               <w:jc w:val="center"/>
               <w:rPr>
-                <w:sz w:val="21"/>
-                <w:szCs w:val="21"/>
-              </w:rPr>
-            </w:pPr>
-            <w:r>
-              <w:rPr>
-                <w:rFonts w:hint="default"/>
-                <w:sz w:val="21"/>
-                <w:szCs w:val="21"/>
-                <w:lang w:val="en-US" w:eastAsia="zh-CN"/>
+                <w:b/>
+                <w:bCs/>
+                <w:sz w:val="28"/>
+                <w:szCs w:val="28"/>
+              </w:rPr>
+            </w:pPr>
+            <w:r>
+              <w:rPr>
+                <w:b/>
+                <w:bCs/>
+                <w:sz w:val="28"/>
+                <w:szCs w:val="28"/>
               </w:rPr>
               <w:t>{Manufacturer}</w:t>
             </w:r>
-          </w:p>
-          <w:p>
-            <w:pPr>
-              <w:spacing w:after="0" w:line="240" w:lineRule="auto"/>
-              <w:jc w:val="center"/>
-              <w:rPr>
-                <w:rFonts w:asciiTheme="majorBidi" w:hAnsiTheme="majorBidi" w:cstheme="majorBidi"/>
-                <w:sz w:val="22"/>
-                <w:szCs w:val="22"/>
-                <w:lang w:bidi="ar-EG"/>
-              </w:rPr>
-            </w:pPr>
           </w:p>
         </w:tc>
       </w:tr>
@@ -2176,31 +1930,21 @@
             <w:pPr>
               <w:jc w:val="center"/>
               <w:rPr>
-                <w:sz w:val="21"/>
-                <w:szCs w:val="21"/>
-              </w:rPr>
-            </w:pPr>
-            <w:r>
-              <w:rPr>
-                <w:rFonts w:hint="default"/>
-                <w:sz w:val="21"/>
-                <w:szCs w:val="21"/>
-                <w:lang w:val="en-US" w:eastAsia="zh-CN"/>
+                <w:b/>
+                <w:bCs/>
+                <w:sz w:val="28"/>
+                <w:szCs w:val="28"/>
+              </w:rPr>
+            </w:pPr>
+            <w:r>
+              <w:rPr>
+                <w:b/>
+                <w:bCs/>
+                <w:sz w:val="28"/>
+                <w:szCs w:val="28"/>
               </w:rPr>
               <w:t>{Model}</w:t>
             </w:r>
-          </w:p>
-          <w:p>
-            <w:pPr>
-              <w:spacing w:after="0" w:line="240" w:lineRule="auto"/>
-              <w:jc w:val="center"/>
-              <w:rPr>
-                <w:rFonts w:asciiTheme="majorBidi" w:hAnsiTheme="majorBidi" w:cstheme="majorBidi"/>
-                <w:sz w:val="22"/>
-                <w:szCs w:val="22"/>
-                <w:lang w:bidi="ar-EG"/>
-              </w:rPr>
-            </w:pPr>
           </w:p>
         </w:tc>
       </w:tr>
@@ -2331,32 +2075,21 @@
             <w:pPr>
               <w:jc w:val="center"/>
               <w:rPr>
-                <w:sz w:val="21"/>
-                <w:szCs w:val="21"/>
-              </w:rPr>
-            </w:pPr>
-            <w:r>
-              <w:rPr>
-                <w:rFonts w:hint="default"/>
-                <w:sz w:val="21"/>
-                <w:szCs w:val="21"/>
-                <w:lang w:val="en-US" w:eastAsia="zh-CN"/>
+                <w:b/>
+                <w:bCs/>
+                <w:sz w:val="28"/>
+                <w:szCs w:val="28"/>
+              </w:rPr>
+            </w:pPr>
+            <w:r>
+              <w:rPr>
+                <w:b/>
+                <w:bCs/>
+                <w:sz w:val="28"/>
+                <w:szCs w:val="28"/>
               </w:rPr>
               <w:t>{SerialNo}</w:t>
             </w:r>
-          </w:p>
-          <w:p>
-            <w:pPr>
-              <w:spacing w:after="0" w:line="240" w:lineRule="auto"/>
-              <w:jc w:val="center"/>
-              <w:rPr>
-                <w:rFonts w:asciiTheme="majorBidi" w:hAnsiTheme="majorBidi" w:cstheme="majorBidi"/>
-                <w:sz w:val="22"/>
-                <w:szCs w:val="22"/>
-                <w:highlight w:val="yellow"/>
-                <w:lang w:bidi="ar-EG"/>
-              </w:rPr>
-            </w:pPr>
           </w:p>
         </w:tc>
       </w:tr>
@@ -2394,7 +2127,7 @@
     </w:p>
     <w:tbl>
       <w:tblPr>
-        <w:tblStyle w:val="7"/>
+        <w:tblStyle w:val="9"/>
         <w:tblW w:w="10267" w:type="dxa"/>
         <w:tblInd w:w="-894" w:type="dxa"/>
         <w:tblBorders>
@@ -2456,18 +2189,21 @@
             <w:pPr>
               <w:jc w:val="center"/>
               <w:rPr>
-                <w:rFonts w:hint="default" w:asciiTheme="majorBidi" w:hAnsiTheme="majorBidi" w:cstheme="majorBidi"/>
+                <w:rFonts w:hint="default"/>
                 <w:b/>
                 <w:bCs/>
                 <w:sz w:val="28"/>
                 <w:szCs w:val="28"/>
-                <w:highlight w:val="yellow"/>
-                <w:lang w:val="en-US" w:bidi="ar-EG"/>
+                <w:lang w:val="en-US"/>
               </w:rPr>
             </w:pPr>
             <w:r>
               <w:rPr>
                 <w:rFonts w:hint="default"/>
+                <w:b/>
+                <w:bCs/>
+                <w:sz w:val="28"/>
+                <w:szCs w:val="28"/>
                 <w:lang w:val="en-US" w:eastAsia="zh-CN"/>
               </w:rPr>
               <w:t>{Final_Qualitative}</w:t>
@@ -2523,17 +2259,21 @@
             <w:pPr>
               <w:jc w:val="center"/>
               <w:rPr>
-                <w:rFonts w:hint="default" w:asciiTheme="majorBidi" w:hAnsiTheme="majorBidi" w:cstheme="majorBidi"/>
+                <w:rFonts w:hint="default"/>
                 <w:b/>
                 <w:bCs/>
                 <w:sz w:val="28"/>
                 <w:szCs w:val="28"/>
-                <w:lang w:val="en-US" w:bidi="ar-EG"/>
+                <w:lang w:val="en-US"/>
               </w:rPr>
             </w:pPr>
             <w:r>
               <w:rPr>
                 <w:rFonts w:hint="default"/>
+                <w:b/>
+                <w:bCs/>
+                <w:sz w:val="28"/>
+                <w:szCs w:val="28"/>
                 <w:lang w:val="en-US" w:eastAsia="zh-CN"/>
               </w:rPr>
               <w:t>{Final}</w:t>
@@ -2614,18 +2354,19 @@
             <w:pPr>
               <w:jc w:val="center"/>
               <w:rPr>
-                <w:rFonts w:asciiTheme="majorBidi" w:hAnsiTheme="majorBidi" w:cstheme="majorBidi"/>
                 <w:b/>
                 <w:bCs/>
                 <w:sz w:val="28"/>
                 <w:szCs w:val="28"/>
-                <w:highlight w:val="yellow"/>
-                <w:lang w:bidi="ar-EG"/>
               </w:rPr>
             </w:pPr>
             <w:r>
               <w:rPr>
                 <w:rFonts w:hint="default"/>
+                <w:b/>
+                <w:bCs/>
+                <w:sz w:val="28"/>
+                <w:szCs w:val="28"/>
                 <w:lang w:val="en-US" w:eastAsia="zh-CN"/>
               </w:rPr>
               <w:t>{Final_Quantitative}</w:t>
@@ -2753,17 +2494,19 @@
             <w:pPr>
               <w:jc w:val="center"/>
               <w:rPr>
-                <w:rFonts w:asciiTheme="majorBidi" w:hAnsiTheme="majorBidi" w:cstheme="majorBidi"/>
                 <w:b/>
                 <w:bCs/>
                 <w:sz w:val="28"/>
                 <w:szCs w:val="28"/>
-                <w:lang w:bidi="ar-EG"/>
               </w:rPr>
             </w:pPr>
             <w:r>
               <w:rPr>
                 <w:rFonts w:hint="default"/>
+                <w:b/>
+                <w:bCs/>
+                <w:sz w:val="28"/>
+                <w:szCs w:val="28"/>
                 <w:lang w:val="en-US" w:eastAsia="zh-CN"/>
               </w:rPr>
               <w:t>{VisitDate}</w:t>
@@ -3027,7 +2770,7 @@
     </w:p>
     <w:tbl>
       <w:tblPr>
-        <w:tblStyle w:val="7"/>
+        <w:tblStyle w:val="9"/>
         <w:tblW w:w="8931" w:type="dxa"/>
         <w:tblInd w:w="-289" w:type="dxa"/>
         <w:tblBorders>
@@ -5017,7 +4760,7 @@
     </w:p>
     <w:tbl>
       <w:tblPr>
-        <w:tblStyle w:val="7"/>
+        <w:tblStyle w:val="9"/>
         <w:tblW w:w="10262" w:type="dxa"/>
         <w:jc w:val="center"/>
         <w:tblBorders>
@@ -6877,7 +6620,7 @@
           </w:tcPr>
           <w:p>
             <w:pPr>
-              <w:pStyle w:val="11"/>
+              <w:pStyle w:val="13"/>
               <w:spacing w:after="0" w:line="240" w:lineRule="auto"/>
               <w:ind w:hanging="691"/>
               <w:jc w:val="both"/>
@@ -6900,7 +6643,7 @@
           </w:p>
           <w:p>
             <w:pPr>
-              <w:pStyle w:val="11"/>
+              <w:pStyle w:val="13"/>
               <w:spacing w:after="0" w:line="240" w:lineRule="auto"/>
               <w:ind w:hanging="691"/>
               <w:jc w:val="both"/>
@@ -6923,7 +6666,7 @@
           </w:p>
           <w:p>
             <w:pPr>
-              <w:pStyle w:val="11"/>
+              <w:pStyle w:val="13"/>
               <w:spacing w:after="0" w:line="240" w:lineRule="auto"/>
               <w:ind w:hanging="691"/>
               <w:jc w:val="both"/>
@@ -7427,7 +7170,7 @@
     </w:p>
     <w:tbl>
       <w:tblPr>
-        <w:tblStyle w:val="7"/>
+        <w:tblStyle w:val="9"/>
         <w:tblpPr w:leftFromText="180" w:rightFromText="180" w:vertAnchor="text" w:horzAnchor="page" w:tblpX="598" w:tblpY="342"/>
         <w:tblOverlap w:val="never"/>
         <w:tblW w:w="11036" w:type="dxa"/>
@@ -9107,7 +8850,7 @@
           </w:tcPr>
           <w:p>
             <w:pPr>
-              <w:pStyle w:val="11"/>
+              <w:pStyle w:val="13"/>
               <w:spacing w:after="0" w:line="240" w:lineRule="auto"/>
               <w:ind w:hanging="691"/>
               <w:jc w:val="both"/>
@@ -9130,7 +8873,7 @@
           </w:p>
           <w:p>
             <w:pPr>
-              <w:pStyle w:val="11"/>
+              <w:pStyle w:val="13"/>
               <w:spacing w:after="0" w:line="240" w:lineRule="auto"/>
               <w:ind w:hanging="691"/>
               <w:jc w:val="both"/>
@@ -9153,7 +8896,7 @@
           </w:p>
           <w:p>
             <w:pPr>
-              <w:pStyle w:val="11"/>
+              <w:pStyle w:val="13"/>
               <w:spacing w:after="0" w:line="240" w:lineRule="auto"/>
               <w:ind w:hanging="691"/>
               <w:jc w:val="both"/>
@@ -9176,7 +8919,7 @@
           </w:p>
           <w:p>
             <w:pPr>
-              <w:pStyle w:val="11"/>
+              <w:pStyle w:val="13"/>
               <w:spacing w:after="0" w:line="240" w:lineRule="auto"/>
               <w:ind w:hanging="691"/>
               <w:rPr>
@@ -9231,7 +8974,7 @@
     </w:p>
     <w:tbl>
       <w:tblPr>
-        <w:tblStyle w:val="7"/>
+        <w:tblStyle w:val="9"/>
         <w:tblW w:w="11021" w:type="dxa"/>
         <w:tblInd w:w="-1173" w:type="dxa"/>
         <w:tblBorders>
@@ -12470,7 +12213,7 @@
           </w:tcPr>
           <w:p>
             <w:pPr>
-              <w:pStyle w:val="11"/>
+              <w:pStyle w:val="13"/>
               <w:spacing w:after="0" w:line="240" w:lineRule="auto"/>
               <w:ind w:hanging="691"/>
               <w:jc w:val="both"/>
@@ -12493,7 +12236,7 @@
           </w:p>
           <w:p>
             <w:pPr>
-              <w:pStyle w:val="11"/>
+              <w:pStyle w:val="13"/>
               <w:spacing w:after="0" w:line="240" w:lineRule="auto"/>
               <w:ind w:hanging="691"/>
               <w:jc w:val="both"/>
@@ -12516,7 +12259,7 @@
           </w:p>
           <w:p>
             <w:pPr>
-              <w:pStyle w:val="11"/>
+              <w:pStyle w:val="13"/>
               <w:spacing w:after="0" w:line="240" w:lineRule="auto"/>
               <w:ind w:hanging="691"/>
               <w:rPr>
@@ -13004,8 +12747,7 @@
     </w:p>
     <w:p>
       <w:pPr>
-        <w:ind w:hanging="58"/>
-        <w:jc w:val="center"/>
+        <w:jc w:val="both"/>
         <w:rPr>
           <w:rFonts w:asciiTheme="majorBidi" w:hAnsiTheme="majorBidi" w:cstheme="majorBidi"/>
           <w:b/>
@@ -13017,26 +12759,9 @@
         </w:rPr>
       </w:pPr>
     </w:p>
-    <w:p>
-      <w:pPr>
-        <w:ind w:hanging="58"/>
-        <w:jc w:val="center"/>
-        <w:rPr>
-          <w:rFonts w:asciiTheme="majorBidi" w:hAnsiTheme="majorBidi" w:cstheme="majorBidi"/>
-          <w:b/>
-          <w:bCs/>
-          <w:sz w:val="16"/>
-          <w:szCs w:val="16"/>
-          <w:u w:val="single"/>
-          <w:lang w:bidi="ar-EG"/>
-        </w:rPr>
-      </w:pPr>
-      <w:bookmarkStart w:id="0" w:name="_GoBack"/>
-      <w:bookmarkEnd w:id="0"/>
-    </w:p>
     <w:tbl>
       <w:tblPr>
-        <w:tblStyle w:val="7"/>
+        <w:tblStyle w:val="9"/>
         <w:tblW w:w="10864" w:type="dxa"/>
         <w:jc w:val="center"/>
         <w:tblBorders>
@@ -14306,7 +14031,7 @@
           </w:tcPr>
           <w:p>
             <w:pPr>
-              <w:pStyle w:val="11"/>
+              <w:pStyle w:val="13"/>
               <w:spacing w:after="0" w:line="240" w:lineRule="auto"/>
               <w:ind w:hanging="691"/>
               <w:jc w:val="both"/>
@@ -14329,7 +14054,7 @@
           </w:p>
           <w:p>
             <w:pPr>
-              <w:pStyle w:val="11"/>
+              <w:pStyle w:val="13"/>
               <w:spacing w:after="0" w:line="240" w:lineRule="auto"/>
               <w:ind w:hanging="691"/>
               <w:jc w:val="both"/>
@@ -14352,7 +14077,7 @@
           </w:p>
           <w:p>
             <w:pPr>
-              <w:pStyle w:val="11"/>
+              <w:pStyle w:val="13"/>
               <w:spacing w:after="0" w:line="240" w:lineRule="auto"/>
               <w:ind w:hanging="691"/>
               <w:rPr>
@@ -14425,7 +14150,7 @@
     </w:p>
     <w:tbl>
       <w:tblPr>
-        <w:tblStyle w:val="7"/>
+        <w:tblStyle w:val="9"/>
         <w:tblW w:w="10840" w:type="dxa"/>
         <w:tblInd w:w="-1004" w:type="dxa"/>
         <w:tblBorders>
@@ -15353,7 +15078,7 @@
           </w:tcPr>
           <w:p>
             <w:pPr>
-              <w:pStyle w:val="11"/>
+              <w:pStyle w:val="13"/>
               <w:spacing w:after="0" w:line="240" w:lineRule="auto"/>
               <w:ind w:hanging="691"/>
               <w:jc w:val="both"/>
@@ -15376,7 +15101,7 @@
           </w:p>
           <w:p>
             <w:pPr>
-              <w:pStyle w:val="11"/>
+              <w:pStyle w:val="13"/>
               <w:spacing w:after="0" w:line="240" w:lineRule="auto"/>
               <w:ind w:hanging="691"/>
               <w:jc w:val="both"/>
@@ -15399,7 +15124,7 @@
           </w:p>
           <w:p>
             <w:pPr>
-              <w:pStyle w:val="11"/>
+              <w:pStyle w:val="13"/>
               <w:spacing w:after="0" w:line="240" w:lineRule="auto"/>
               <w:ind w:hanging="691"/>
               <w:rPr>
@@ -15475,7 +15200,7 @@
     </w:p>
     <w:tbl>
       <w:tblPr>
-        <w:tblStyle w:val="7"/>
+        <w:tblStyle w:val="9"/>
         <w:tblW w:w="10867" w:type="dxa"/>
         <w:tblInd w:w="-1004" w:type="dxa"/>
         <w:tblBorders>
@@ -16400,7 +16125,7 @@
           </w:tcPr>
           <w:p>
             <w:pPr>
-              <w:pStyle w:val="11"/>
+              <w:pStyle w:val="13"/>
               <w:spacing w:after="0" w:line="240" w:lineRule="auto"/>
               <w:ind w:hanging="691"/>
               <w:jc w:val="both"/>
@@ -16423,7 +16148,7 @@
           </w:p>
           <w:p>
             <w:pPr>
-              <w:pStyle w:val="11"/>
+              <w:pStyle w:val="13"/>
               <w:spacing w:after="0" w:line="240" w:lineRule="auto"/>
               <w:ind w:hanging="691"/>
               <w:jc w:val="both"/>
@@ -16446,7 +16171,7 @@
           </w:p>
           <w:p>
             <w:pPr>
-              <w:pStyle w:val="11"/>
+              <w:pStyle w:val="13"/>
               <w:spacing w:after="0" w:line="240" w:lineRule="auto"/>
               <w:ind w:hanging="691"/>
               <w:rPr>
@@ -16870,7 +16595,7 @@
 <w:ftr xmlns:wpc="http://schemas.microsoft.com/office/word/2010/wordprocessingCanvas" xmlns:mc="http://schemas.openxmlformats.org/markup-compatibility/2006" xmlns:o="urn:schemas-microsoft-com:office:office" xmlns:r="http://schemas.openxmlformats.org/officeDocument/2006/relationships" xmlns:m="http://schemas.openxmlformats.org/officeDocument/2006/math" xmlns:v="urn:schemas-microsoft-com:vml" xmlns:wp14="http://schemas.microsoft.com/office/word/2010/wordprocessingDrawing" xmlns:wp="http://schemas.openxmlformats.org/drawingml/2006/wordprocessingDrawing" xmlns:w10="urn:schemas-microsoft-com:office:word" xmlns:w="http://schemas.openxmlformats.org/wordprocessingml/2006/main" xmlns:w14="http://schemas.microsoft.com/office/word/2010/wordml" xmlns:w15="http://schemas.microsoft.com/office/word/2012/wordml" xmlns:wpg="http://schemas.microsoft.com/office/word/2010/wordprocessingGroup" xmlns:wpi="http://schemas.microsoft.com/office/word/2010/wordprocessingInk" xmlns:wne="http://schemas.microsoft.com/office/word/2006/wordml" xmlns:wps="http://schemas.microsoft.com/office/word/2010/wordprocessingShape" xmlns:wpsCustomData="http://www.wps.cn/officeDocument/2013/wpsCustomData" mc:Ignorable="w14 w15 wp14">
   <w:p>
     <w:pPr>
-      <w:pStyle w:val="4"/>
+      <w:pStyle w:val="5"/>
     </w:pPr>
     <w:r>
       <mc:AlternateContent>
@@ -16932,7 +16657,7 @@
                       <w:txbxContent>
                         <w:tbl>
                           <w:tblPr>
-                            <w:tblStyle w:val="7"/>
+                            <w:tblStyle w:val="9"/>
                             <w:tblW w:w="9997" w:type="dxa"/>
                             <w:jc w:val="center"/>
                             <w:tblBorders>
@@ -17137,6 +16862,7 @@
                                 <w:insideH w:val="single" w:color="auto" w:sz="4" w:space="0"/>
                                 <w:insideV w:val="single" w:color="auto" w:sz="4" w:space="0"/>
                               </w:tblBorders>
+                              <w:shd w:val="clear" w:color="auto" w:fill="FFFFFF" w:themeFill="background1"/>
                               <w:tblCellMar>
                                 <w:top w:w="0" w:type="dxa"/>
                                 <w:left w:w="108" w:type="dxa"/>
@@ -17413,7 +17139,7 @@
                 <w:txbxContent>
                   <w:tbl>
                     <w:tblPr>
-                      <w:tblStyle w:val="7"/>
+                      <w:tblStyle w:val="9"/>
                       <w:tblW w:w="9997" w:type="dxa"/>
                       <w:jc w:val="center"/>
                       <w:tblBorders>
@@ -17451,6 +17177,7 @@
                           <w:insideH w:val="single" w:color="auto" w:sz="4" w:space="0"/>
                           <w:insideV w:val="single" w:color="auto" w:sz="4" w:space="0"/>
                         </w:tblBorders>
+                        <w:shd w:val="clear" w:color="auto" w:fill="FFFFFF" w:themeFill="background1"/>
                         <w:tblCellMar>
                           <w:top w:w="0" w:type="dxa"/>
                           <w:left w:w="108" w:type="dxa"/>
@@ -17766,6 +17493,7 @@
                           <w:insideH w:val="single" w:color="auto" w:sz="4" w:space="0"/>
                           <w:insideV w:val="single" w:color="auto" w:sz="4" w:space="0"/>
                         </w:tblBorders>
+                        <w:shd w:val="clear" w:color="auto" w:fill="FFFFFF" w:themeFill="background1"/>
                         <w:tblCellMar>
                           <w:top w:w="0" w:type="dxa"/>
                           <w:left w:w="108" w:type="dxa"/>
@@ -17911,7 +17639,7 @@
 <w:hdr xmlns:wpc="http://schemas.microsoft.com/office/word/2010/wordprocessingCanvas" xmlns:mc="http://schemas.openxmlformats.org/markup-compatibility/2006" xmlns:o="urn:schemas-microsoft-com:office:office" xmlns:r="http://schemas.openxmlformats.org/officeDocument/2006/relationships" xmlns:m="http://schemas.openxmlformats.org/officeDocument/2006/math" xmlns:v="urn:schemas-microsoft-com:vml" xmlns:wp14="http://schemas.microsoft.com/office/word/2010/wordprocessingDrawing" xmlns:wp="http://schemas.openxmlformats.org/drawingml/2006/wordprocessingDrawing" xmlns:w10="urn:schemas-microsoft-com:office:word" xmlns:w="http://schemas.openxmlformats.org/wordprocessingml/2006/main" xmlns:w14="http://schemas.microsoft.com/office/word/2010/wordml" xmlns:w15="http://schemas.microsoft.com/office/word/2012/wordml" xmlns:wpg="http://schemas.microsoft.com/office/word/2010/wordprocessingGroup" xmlns:wpi="http://schemas.microsoft.com/office/word/2010/wordprocessingInk" xmlns:wne="http://schemas.microsoft.com/office/word/2006/wordml" xmlns:wps="http://schemas.microsoft.com/office/word/2010/wordprocessingShape" xmlns:wpsCustomData="http://www.wps.cn/officeDocument/2013/wpsCustomData" mc:Ignorable="w14 w15 wp14">
   <w:p>
     <w:pPr>
-      <w:pStyle w:val="5"/>
+      <w:pStyle w:val="6"/>
     </w:pPr>
     <w:r>
       <mc:AlternateContent>
@@ -18201,7 +17929,7 @@
                           <w:txbxContent>
                             <w:p>
                               <w:pPr>
-                                <w:pStyle w:val="6"/>
+                                <w:pStyle w:val="8"/>
                                 <w:tabs>
                                   <w:tab w:val="center" w:pos="4320"/>
                                   <w:tab w:val="right" w:pos="8640"/>
@@ -18264,7 +17992,7 @@
                             </w:p>
                             <w:p>
                               <w:pPr>
-                                <w:pStyle w:val="6"/>
+                                <w:pStyle w:val="8"/>
                                 <w:tabs>
                                   <w:tab w:val="center" w:pos="4320"/>
                                   <w:tab w:val="right" w:pos="8640"/>
@@ -18294,7 +18022,7 @@
                             </w:p>
                             <w:p>
                               <w:pPr>
-                                <w:pStyle w:val="6"/>
+                                <w:pStyle w:val="8"/>
                                 <w:tabs>
                                   <w:tab w:val="center" w:pos="4320"/>
                                   <w:tab w:val="right" w:pos="8640"/>
@@ -18438,7 +18166,7 @@
                         <w:txbxContent>
                           <w:p>
                             <w:pPr>
-                              <w:pStyle w:val="6"/>
+                              <w:pStyle w:val="8"/>
                               <w:tabs>
                                 <w:tab w:val="center" w:pos="4320"/>
                                 <w:tab w:val="right" w:pos="8640"/>
@@ -18467,7 +18195,7 @@
                           </w:p>
                           <w:p>
                             <w:pPr>
-                              <w:pStyle w:val="6"/>
+                              <w:pStyle w:val="8"/>
                               <w:tabs>
                                 <w:tab w:val="center" w:pos="4320"/>
                                 <w:tab w:val="right" w:pos="8640"/>
@@ -18482,7 +18210,7 @@
                           </w:p>
                           <w:p>
                             <w:pPr>
-                              <w:pStyle w:val="6"/>
+                              <w:pStyle w:val="8"/>
                               <w:tabs>
                                 <w:tab w:val="center" w:pos="4320"/>
                                 <w:tab w:val="right" w:pos="8640"/>
@@ -18581,7 +18309,7 @@
                     <w:txbxContent>
                       <w:p>
                         <w:pPr>
-                          <w:pStyle w:val="6"/>
+                          <w:pStyle w:val="8"/>
                           <w:tabs>
                             <w:tab w:val="center" w:pos="4320"/>
                             <w:tab w:val="right" w:pos="8640"/>
@@ -18644,7 +18372,7 @@
                       </w:p>
                       <w:p>
                         <w:pPr>
-                          <w:pStyle w:val="6"/>
+                          <w:pStyle w:val="8"/>
                           <w:tabs>
                             <w:tab w:val="center" w:pos="4320"/>
                             <w:tab w:val="right" w:pos="8640"/>
@@ -18674,7 +18402,7 @@
                       </w:p>
                       <w:p>
                         <w:pPr>
-                          <w:pStyle w:val="6"/>
+                          <w:pStyle w:val="8"/>
                           <w:tabs>
                             <w:tab w:val="center" w:pos="4320"/>
                             <w:tab w:val="right" w:pos="8640"/>
@@ -18789,7 +18517,7 @@
                   <w:txbxContent>
                     <w:p>
                       <w:pPr>
-                        <w:pStyle w:val="6"/>
+                        <w:pStyle w:val="8"/>
                         <w:tabs>
                           <w:tab w:val="center" w:pos="4320"/>
                           <w:tab w:val="right" w:pos="8640"/>
@@ -18818,7 +18546,7 @@
                     </w:p>
                     <w:p>
                       <w:pPr>
-                        <w:pStyle w:val="6"/>
+                        <w:pStyle w:val="8"/>
                         <w:tabs>
                           <w:tab w:val="center" w:pos="4320"/>
                           <w:tab w:val="right" w:pos="8640"/>
@@ -18833,7 +18561,7 @@
                     </w:p>
                     <w:p>
                       <w:pPr>
-                        <w:pStyle w:val="6"/>
+                        <w:pStyle w:val="8"/>
                         <w:tabs>
                           <w:tab w:val="center" w:pos="4320"/>
                           <w:tab w:val="right" w:pos="8640"/>
@@ -19145,14 +18873,35 @@
       <w:lang w:val="en-US" w:eastAsia="en-US" w:bidi="ar-SA"/>
     </w:rPr>
   </w:style>
-  <w:style w:type="character" w:default="1" w:styleId="2">
+  <w:style w:type="paragraph" w:styleId="2">
+    <w:name w:val="heading 3"/>
+    <w:next w:val="1"/>
+    <w:semiHidden/>
+    <w:unhideWhenUsed/>
+    <w:qFormat/>
+    <w:uiPriority w:val="9"/>
+    <w:pPr>
+      <w:spacing w:before="0" w:beforeAutospacing="1" w:after="0" w:afterAutospacing="1"/>
+      <w:jc w:val="left"/>
+    </w:pPr>
+    <w:rPr>
+      <w:rFonts w:hint="eastAsia" w:ascii="SimSun" w:hAnsi="SimSun" w:eastAsia="SimSun" w:cs="SimSun"/>
+      <w:b/>
+      <w:bCs/>
+      <w:kern w:val="0"/>
+      <w:sz w:val="27"/>
+      <w:szCs w:val="27"/>
+      <w:lang w:val="en-US" w:eastAsia="zh-CN" w:bidi="ar"/>
+    </w:rPr>
+  </w:style>
+  <w:style w:type="character" w:default="1" w:styleId="3">
     <w:name w:val="Default Paragraph Font"/>
     <w:semiHidden/>
     <w:unhideWhenUsed/>
     <w:qFormat/>
     <w:uiPriority w:val="1"/>
   </w:style>
-  <w:style w:type="table" w:default="1" w:styleId="3">
+  <w:style w:type="table" w:default="1" w:styleId="4">
     <w:name w:val="Normal Table"/>
     <w:semiHidden/>
     <w:unhideWhenUsed/>
@@ -19167,25 +18916,10 @@
       </w:tblCellMar>
     </w:tblPr>
   </w:style>
-  <w:style w:type="paragraph" w:styleId="4">
+  <w:style w:type="paragraph" w:styleId="5">
     <w:name w:val="footer"/>
     <w:basedOn w:val="1"/>
-    <w:link w:val="10"/>
-    <w:unhideWhenUsed/>
-    <w:qFormat/>
-    <w:uiPriority w:val="99"/>
-    <w:pPr>
-      <w:tabs>
-        <w:tab w:val="center" w:pos="4320"/>
-        <w:tab w:val="right" w:pos="8640"/>
-      </w:tabs>
-      <w:spacing w:after="0" w:line="240" w:lineRule="auto"/>
-    </w:pPr>
-  </w:style>
-  <w:style w:type="paragraph" w:styleId="5">
-    <w:name w:val="header"/>
-    <w:basedOn w:val="1"/>
-    <w:link w:val="9"/>
+    <w:link w:val="12"/>
     <w:unhideWhenUsed/>
     <w:qFormat/>
     <w:uiPriority w:val="99"/>
@@ -19198,6 +18932,33 @@
     </w:pPr>
   </w:style>
   <w:style w:type="paragraph" w:styleId="6">
+    <w:name w:val="header"/>
+    <w:basedOn w:val="1"/>
+    <w:link w:val="11"/>
+    <w:unhideWhenUsed/>
+    <w:qFormat/>
+    <w:uiPriority w:val="99"/>
+    <w:pPr>
+      <w:tabs>
+        <w:tab w:val="center" w:pos="4320"/>
+        <w:tab w:val="right" w:pos="8640"/>
+      </w:tabs>
+      <w:spacing w:after="0" w:line="240" w:lineRule="auto"/>
+    </w:pPr>
+  </w:style>
+  <w:style w:type="character" w:styleId="7">
+    <w:name w:val="HTML Code"/>
+    <w:basedOn w:val="3"/>
+    <w:semiHidden/>
+    <w:unhideWhenUsed/>
+    <w:uiPriority w:val="99"/>
+    <w:rPr>
+      <w:rFonts w:ascii="Courier New" w:hAnsi="Courier New" w:cs="Courier New"/>
+      <w:sz w:val="20"/>
+      <w:szCs w:val="20"/>
+    </w:rPr>
+  </w:style>
+  <w:style w:type="paragraph" w:styleId="8">
     <w:name w:val="Normal (Web)"/>
     <w:basedOn w:val="1"/>
     <w:semiHidden/>
@@ -19213,9 +18974,9 @@
       <w:szCs w:val="24"/>
     </w:rPr>
   </w:style>
-  <w:style w:type="table" w:styleId="7">
+  <w:style w:type="table" w:styleId="9">
     <w:name w:val="Table Grid"/>
-    <w:basedOn w:val="3"/>
+    <w:basedOn w:val="4"/>
     <w:qFormat/>
     <w:uiPriority w:val="39"/>
     <w:pPr>
@@ -19238,10 +18999,10 @@
       </w:tblCellMar>
     </w:tblPr>
   </w:style>
-  <w:style w:type="paragraph" w:styleId="8">
+  <w:style w:type="paragraph" w:styleId="10">
     <w:name w:val="Title"/>
     <w:basedOn w:val="1"/>
-    <w:link w:val="12"/>
+    <w:link w:val="14"/>
     <w:qFormat/>
     <w:uiPriority w:val="0"/>
     <w:pPr>
@@ -19257,21 +19018,21 @@
       <w:lang w:val="zh-CN" w:eastAsia="zh-CN"/>
     </w:rPr>
   </w:style>
-  <w:style w:type="character" w:customStyle="1" w:styleId="9">
+  <w:style w:type="character" w:customStyle="1" w:styleId="11">
     <w:name w:val="Header Char"/>
-    <w:basedOn w:val="2"/>
+    <w:basedOn w:val="3"/>
+    <w:link w:val="6"/>
+    <w:qFormat/>
+    <w:uiPriority w:val="99"/>
+  </w:style>
+  <w:style w:type="character" w:customStyle="1" w:styleId="12">
+    <w:name w:val="Footer Char"/>
+    <w:basedOn w:val="3"/>
     <w:link w:val="5"/>
     <w:qFormat/>
     <w:uiPriority w:val="99"/>
   </w:style>
-  <w:style w:type="character" w:customStyle="1" w:styleId="10">
-    <w:name w:val="Footer Char"/>
-    <w:basedOn w:val="2"/>
-    <w:link w:val="4"/>
-    <w:qFormat/>
-    <w:uiPriority w:val="99"/>
-  </w:style>
-  <w:style w:type="paragraph" w:styleId="11">
+  <w:style w:type="paragraph" w:styleId="13">
     <w:name w:val="List Paragraph"/>
     <w:basedOn w:val="1"/>
     <w:qFormat/>
@@ -19281,10 +19042,10 @@
       <w:contextualSpacing/>
     </w:pPr>
   </w:style>
-  <w:style w:type="character" w:customStyle="1" w:styleId="12">
+  <w:style w:type="character" w:customStyle="1" w:styleId="14">
     <w:name w:val="Title Char"/>
-    <w:basedOn w:val="2"/>
-    <w:link w:val="8"/>
+    <w:basedOn w:val="3"/>
+    <w:link w:val="10"/>
     <w:qFormat/>
     <w:uiPriority w:val="0"/>
     <w:rPr>
